--- a/pr-preview/pr-273/chapters/mathematical-writing.docx
+++ b/pr-preview/pr-273/chapters/mathematical-writing.docx
@@ -15,7 +15,7 @@
         <w:pStyle w:val="Date"/>
       </w:pPr>
       <w:r>
-        <w:t xml:space="preserve">Last modified: 2026-10-18 14:32:31 (PDT)</w:t>
+        <w:t xml:space="preserve">Last modified: 2026-10-18 14:37:39 (PDT)</w:t>
       </w:r>
     </w:p>
     <w:tbl>
@@ -824,7 +824,7 @@
           <w:b/>
           <w:bCs/>
         </w:rPr>
-        <w:t xml:space="preserve">Example 3</w:t>
+        <w:t xml:space="preserve">Example 3 (A sentence that names the wrong average)</w:t>
       </w:r>
       <w:r>
         <w:t xml:space="preserve"> </w:t>
@@ -836,7 +836,7 @@
         <w:t xml:space="preserve"> </w:t>
       </w:r>
       <w:r>
-        <w:t xml:space="preserve">$\E{(Y - f(x))^2}$</w:t>
+        <w:t xml:space="preserve">$\E{\paren{\newoutvar - \predvalf{\predvar}}^2}$</w:t>
       </w:r>
       <w:r>
         <w:t xml:space="preserve">, a population mean at one covariate value</w:t>
@@ -844,11 +844,9 @@
       <w:r>
         <w:t xml:space="preserve"> </w:t>
       </w:r>
-      <m:oMath>
-        <m:r>
-          <m:t>x</m:t>
-        </m:r>
-      </m:oMath>
+      <w:r>
+        <w:t xml:space="preserve">$\predvar$</w:t>
+      </w:r>
       <w:r>
         <w:t xml:space="preserve">.</w:t>
       </w:r>
@@ -891,11 +889,9 @@
       <w:r>
         <w:t xml:space="preserve"> </w:t>
       </w:r>
-      <m:oMath>
-        <m:r>
-          <m:t>x</m:t>
-        </m:r>
-      </m:oMath>
+      <w:r>
+        <w:t xml:space="preserve">$\predvar$</w:t>
+      </w:r>
       <w:r>
         <w:t xml:space="preserve">”</w:t>
       </w:r>
